--- a/Meetings/Projektbericht_Praxisprojekt_Abschlussarbeit_21.docx
+++ b/Meetings/Projektbericht_Praxisprojekt_Abschlussarbeit_21.docx
@@ -33,7 +33,7 @@
           <w:sz w:val="36"/>
           <w:szCs w:val="36"/>
         </w:rPr>
-        <w:t>1</w:t>
+        <w:t>2</w:t>
       </w:r>
     </w:p>
     <w:p>
@@ -249,7 +249,7 @@
           <w:sz w:val="20"/>
           <w:szCs w:val="20"/>
         </w:rPr>
-        <w:t>+1</w:t>
+        <w:t>0</w:t>
       </w:r>
       <w:r>
         <w:rPr>
@@ -388,23 +388,7 @@
                 <w:sz w:val="20"/>
                 <w:szCs w:val="20"/>
               </w:rPr>
-              <w:t xml:space="preserve">Security </w:t>
-            </w:r>
-            <w:proofErr w:type="spellStart"/>
-            <w:r>
-              <w:rPr>
-                <w:sz w:val="20"/>
-                <w:szCs w:val="20"/>
-              </w:rPr>
-              <w:t>Profiles</w:t>
-            </w:r>
-            <w:proofErr w:type="spellEnd"/>
-            <w:r>
-              <w:rPr>
-                <w:sz w:val="20"/>
-                <w:szCs w:val="20"/>
-              </w:rPr>
-              <w:t xml:space="preserve"> eingerichtet</w:t>
+              <w:t>Security Profile getestet</w:t>
             </w:r>
           </w:p>
         </w:tc>
@@ -465,23 +449,7 @@
                 <w:sz w:val="20"/>
                 <w:szCs w:val="20"/>
               </w:rPr>
-              <w:t xml:space="preserve">Security </w:t>
-            </w:r>
-            <w:proofErr w:type="spellStart"/>
-            <w:r>
-              <w:rPr>
-                <w:sz w:val="20"/>
-                <w:szCs w:val="20"/>
-              </w:rPr>
-              <w:t>Profiles</w:t>
-            </w:r>
-            <w:proofErr w:type="spellEnd"/>
-            <w:r>
-              <w:rPr>
-                <w:sz w:val="20"/>
-                <w:szCs w:val="20"/>
-              </w:rPr>
-              <w:t xml:space="preserve"> testen</w:t>
+              <w:t>NAC VM aufgesetzt</w:t>
             </w:r>
           </w:p>
         </w:tc>
@@ -502,7 +470,7 @@
                 <w:sz w:val="20"/>
                 <w:szCs w:val="20"/>
               </w:rPr>
-              <w:t>In Umsetzung</w:t>
+              <w:t>Ja</w:t>
             </w:r>
           </w:p>
         </w:tc>
@@ -537,21 +505,12 @@
                 <w:szCs w:val="20"/>
               </w:rPr>
             </w:pPr>
-            <w:proofErr w:type="spellStart"/>
             <w:r>
               <w:rPr>
                 <w:sz w:val="20"/>
                 <w:szCs w:val="20"/>
               </w:rPr>
-              <w:t>FortiAnalyzer</w:t>
-            </w:r>
-            <w:proofErr w:type="spellEnd"/>
-            <w:r>
-              <w:rPr>
-                <w:sz w:val="20"/>
-                <w:szCs w:val="20"/>
-              </w:rPr>
-              <w:t xml:space="preserve"> getestet</w:t>
+              <w:t>Einrichtung von NAC</w:t>
             </w:r>
           </w:p>
         </w:tc>
@@ -598,83 +557,6 @@
           </w:p>
         </w:tc>
       </w:tr>
-      <w:tr>
-        <w:trPr>
-          <w:trHeight w:val="461"/>
-        </w:trPr>
-        <w:tc>
-          <w:tcPr>
-            <w:tcW w:w="4123" w:type="dxa"/>
-            <w:shd w:val="clear" w:color="auto" w:fill="auto"/>
-          </w:tcPr>
-          <w:p>
-            <w:pPr>
-              <w:rPr>
-                <w:sz w:val="20"/>
-                <w:szCs w:val="20"/>
-              </w:rPr>
-            </w:pPr>
-            <w:r>
-              <w:rPr>
-                <w:sz w:val="20"/>
-                <w:szCs w:val="20"/>
-              </w:rPr>
-              <w:t xml:space="preserve">Lizenz von </w:t>
-            </w:r>
-            <w:proofErr w:type="spellStart"/>
-            <w:r>
-              <w:rPr>
-                <w:sz w:val="20"/>
-                <w:szCs w:val="20"/>
-              </w:rPr>
-              <w:t>Forti</w:t>
-            </w:r>
-            <w:proofErr w:type="spellEnd"/>
-            <w:r>
-              <w:rPr>
-                <w:sz w:val="20"/>
-                <w:szCs w:val="20"/>
-              </w:rPr>
-              <w:t xml:space="preserve"> für NAC bekommen</w:t>
-            </w:r>
-          </w:p>
-        </w:tc>
-        <w:tc>
-          <w:tcPr>
-            <w:tcW w:w="1194" w:type="dxa"/>
-            <w:shd w:val="clear" w:color="auto" w:fill="auto"/>
-          </w:tcPr>
-          <w:p>
-            <w:pPr>
-              <w:rPr>
-                <w:sz w:val="20"/>
-                <w:szCs w:val="20"/>
-              </w:rPr>
-            </w:pPr>
-            <w:r>
-              <w:rPr>
-                <w:sz w:val="20"/>
-                <w:szCs w:val="20"/>
-              </w:rPr>
-              <w:t>Ja</w:t>
-            </w:r>
-          </w:p>
-        </w:tc>
-        <w:tc>
-          <w:tcPr>
-            <w:tcW w:w="4665" w:type="dxa"/>
-            <w:shd w:val="clear" w:color="auto" w:fill="auto"/>
-          </w:tcPr>
-          <w:p>
-            <w:pPr>
-              <w:rPr>
-                <w:sz w:val="20"/>
-                <w:szCs w:val="20"/>
-              </w:rPr>
-            </w:pPr>
-          </w:p>
-        </w:tc>
-      </w:tr>
     </w:tbl>
     <w:p>
       <w:pPr>
@@ -717,41 +599,7 @@
           <w:sz w:val="20"/>
           <w:szCs w:val="20"/>
         </w:rPr>
-        <w:t xml:space="preserve">Außer Plan war ein Zertifikatsproblem. Mein EMS-Server hatte ein Zertifikat für </w:t>
-      </w:r>
-      <w:proofErr w:type="spellStart"/>
-      <w:r>
-        <w:rPr>
-          <w:sz w:val="20"/>
-          <w:szCs w:val="20"/>
-        </w:rPr>
-        <w:t>Endpoint</w:t>
-      </w:r>
-      <w:proofErr w:type="spellEnd"/>
-      <w:r>
-        <w:rPr>
-          <w:sz w:val="20"/>
-          <w:szCs w:val="20"/>
-        </w:rPr>
-        <w:t xml:space="preserve"> Verwaltung und Webserver. Ich habe mich nachher aufgrund von verschiedenen Problemen dazu entschieden, zwei separate Zertifikate auszustellen. Problem wurde damit behoben (</w:t>
-      </w:r>
-      <w:proofErr w:type="spellStart"/>
-      <w:proofErr w:type="gramStart"/>
-      <w:r>
-        <w:rPr>
-          <w:sz w:val="20"/>
-          <w:szCs w:val="20"/>
-        </w:rPr>
-        <w:t>ztn.local</w:t>
-      </w:r>
-      <w:proofErr w:type="spellEnd"/>
-      <w:proofErr w:type="gramEnd"/>
-      <w:r>
-        <w:rPr>
-          <w:sz w:val="20"/>
-          <w:szCs w:val="20"/>
-        </w:rPr>
-        <w:t>, also meine interne Domäne, war im Zertifikat zu sehen)</w:t>
+        <w:t>Keine</w:t>
       </w:r>
     </w:p>
     <w:p>
@@ -785,7 +633,39 @@
           <w:sz w:val="20"/>
           <w:szCs w:val="20"/>
         </w:rPr>
-        <w:t>Einrichtung NAC</w:t>
+        <w:t xml:space="preserve">Weiter NAC nach </w:t>
+      </w:r>
+      <w:proofErr w:type="spellStart"/>
+      <w:r>
+        <w:rPr>
+          <w:sz w:val="20"/>
+          <w:szCs w:val="20"/>
+        </w:rPr>
+        <w:t>best</w:t>
+      </w:r>
+      <w:proofErr w:type="spellEnd"/>
+      <w:r>
+        <w:rPr>
+          <w:sz w:val="20"/>
+          <w:szCs w:val="20"/>
+        </w:rPr>
+        <w:t xml:space="preserve"> </w:t>
+      </w:r>
+      <w:proofErr w:type="spellStart"/>
+      <w:r>
+        <w:rPr>
+          <w:sz w:val="20"/>
+          <w:szCs w:val="20"/>
+        </w:rPr>
+        <w:t>practise</w:t>
+      </w:r>
+      <w:proofErr w:type="spellEnd"/>
+      <w:r>
+        <w:rPr>
+          <w:sz w:val="20"/>
+          <w:szCs w:val="20"/>
+        </w:rPr>
+        <w:t xml:space="preserve"> einrichten</w:t>
       </w:r>
     </w:p>
     <w:p>
@@ -795,43 +675,24 @@
           <w:szCs w:val="20"/>
         </w:rPr>
       </w:pPr>
-      <w:r>
-        <w:rPr>
-          <w:sz w:val="20"/>
-          <w:szCs w:val="20"/>
-        </w:rPr>
-        <w:t xml:space="preserve">Security </w:t>
-      </w:r>
-      <w:proofErr w:type="spellStart"/>
-      <w:r>
-        <w:rPr>
-          <w:sz w:val="20"/>
-          <w:szCs w:val="20"/>
-        </w:rPr>
-        <w:t>Profiles</w:t>
-      </w:r>
-      <w:proofErr w:type="spellEnd"/>
-      <w:r>
-        <w:rPr>
-          <w:sz w:val="20"/>
-          <w:szCs w:val="20"/>
-        </w:rPr>
-        <w:t xml:space="preserve"> testen</w:t>
-      </w:r>
     </w:p>
     <w:p>
       <w:pPr>
         <w:rPr>
-          <w:sz w:val="20"/>
-          <w:szCs w:val="20"/>
-        </w:rPr>
-      </w:pPr>
-      <w:r>
-        <w:rPr>
-          <w:sz w:val="20"/>
-          <w:szCs w:val="20"/>
-        </w:rPr>
-        <w:t>Meine Dokumentationen mal durchgehen und schon mal sortieren, was ich wie gemacht habe.</w:t>
+          <w:b/>
+          <w:bCs/>
+          <w:sz w:val="20"/>
+          <w:szCs w:val="20"/>
+        </w:rPr>
+      </w:pPr>
+      <w:r>
+        <w:rPr>
+          <w:b/>
+          <w:bCs/>
+          <w:sz w:val="20"/>
+          <w:szCs w:val="20"/>
+        </w:rPr>
+        <w:t>Wie liege ich im Zeitplan?</w:t>
       </w:r>
     </w:p>
     <w:p>
@@ -841,35 +702,9 @@
           <w:szCs w:val="20"/>
         </w:rPr>
       </w:pPr>
-    </w:p>
-    <w:p>
-      <w:pPr>
-        <w:rPr>
-          <w:b/>
-          <w:bCs/>
-          <w:sz w:val="20"/>
-          <w:szCs w:val="20"/>
-        </w:rPr>
-      </w:pPr>
-      <w:r>
-        <w:rPr>
-          <w:b/>
-          <w:bCs/>
-          <w:sz w:val="20"/>
-          <w:szCs w:val="20"/>
-        </w:rPr>
-        <w:t>Wie liege ich im Zeitplan?</w:t>
-      </w:r>
-    </w:p>
-    <w:p>
-      <w:pPr>
-        <w:rPr>
-          <w:sz w:val="20"/>
-          <w:szCs w:val="20"/>
-        </w:rPr>
-      </w:pPr>
-      <w:r>
-        <w:rPr>
+      <w:r>
+        <w:rPr>
+          <w:noProof/>
           <w:sz w:val="20"/>
           <w:szCs w:val="20"/>
         </w:rPr>
@@ -973,7 +808,7 @@
           <w:sz w:val="20"/>
           <w:szCs w:val="20"/>
         </w:rPr>
-        <w:t>Gut</w:t>
+        <w:t xml:space="preserve">Ganz okay, die Installation der VM hat länger gedauert als gedacht. </w:t>
       </w:r>
     </w:p>
     <w:sectPr>
